--- a/templates/exercise-template-ex2.docx
+++ b/templates/exercise-template-ex2.docx
@@ -537,7 +537,7 @@
         <w:t xml:space="preserve"> </w:t>
       </w:r>
       <w:r>
-        <w:t xml:space="preserve">for pure states, given that there exists a common eigenbasis</w:t>
+        <w:t xml:space="preserve">for mixed states, given that there exists a common eigenbasis</w:t>
       </w:r>
       <w:r>
         <w:t xml:space="preserve"> </w:t>
@@ -549,7 +549,18 @@
         <w:t xml:space="preserve"> </w:t>
       </w:r>
       <w:r>
-        <w:t xml:space="preserve">to the total Hamiltonian and explain the origin of this restriction.</w:t>
+        <w:t xml:space="preserve">between the total Hamiltonian and (</w:t>
+      </w:r>
+      <w:hyperlink w:anchor="density_operator">
+        <w:r>
+          <w:rPr>
+            <w:rStyle w:val="Hyperlink"/>
+          </w:rPr>
+          <w:t xml:space="preserve">[density_operator]</w:t>
+        </w:r>
+      </w:hyperlink>
+      <w:r>
+        <w:t xml:space="preserve">) and explain the origin of this restriction.</w:t>
       </w:r>
       <w:r>
         <w:t xml:space="preserve"> </w:t>
